--- a/Sistema_Autorizaciones/SISLICBACK/document/PATRON_RESOL_DE_LLAVEROS.docx
+++ b/Sistema_Autorizaciones/SISLICBACK/document/PATRON_RESOL_DE_LLAVEROS.docx
@@ -1,6 +1,6 @@
 
 <file path=word/document.xml><?xml version="1.0" encoding="utf-8"?>
-<w:document xmlns:wpc="http://schemas.microsoft.com/office/word/2010/wordprocessingCanvas" xmlns:cx="http://schemas.microsoft.com/office/drawing/2014/chartex" xmlns:cx1="http://schemas.microsoft.com/office/drawing/2015/9/8/chartex" xmlns:cx2="http://schemas.microsoft.com/office/drawing/2015/10/21/chartex" xmlns:cx3="http://schemas.microsoft.com/office/drawing/2016/5/9/chartex" xmlns:cx4="http://schemas.microsoft.com/office/drawing/2016/5/10/chartex" xmlns:cx5="http://schemas.microsoft.com/office/drawing/2016/5/11/chartex" xmlns:cx6="http://schemas.microsoft.com/office/drawing/2016/5/12/chartex" xmlns:cx7="http://schemas.microsoft.com/office/drawing/2016/5/13/chartex" xmlns:cx8="http://schemas.microsoft.com/office/drawing/2016/5/14/chartex" xmlns:mc="http://schemas.openxmlformats.org/markup-compatibility/2006" xmlns:aink="http://schemas.microsoft.com/office/drawing/2016/ink" xmlns:am3d="http://schemas.microsoft.com/office/drawing/2017/model3d" xmlns:o="urn:schemas-microsoft-com:office:office" xmlns:oel="http://schemas.microsoft.com/office/2019/extlst" xmlns:r="http://schemas.openxmlformats.org/officeDocument/2006/relationships" xmlns:m="http://schemas.openxmlformats.org/officeDocument/2006/math" xmlns:v="urn:schemas-microsoft-com:vml" xmlns:wp14="http://schemas.microsoft.com/office/word/2010/wordprocessingDrawing" xmlns:wp="http://schemas.openxmlformats.org/drawingml/2006/wordprocessingDrawing" xmlns:w10="urn:schemas-microsoft-com:office:word" xmlns:w="http://schemas.openxmlformats.org/wordprocessingml/2006/main" xmlns:w14="http://schemas.microsoft.com/office/word/2010/wordml" xmlns:w15="http://schemas.microsoft.com/office/word/2012/wordml" xmlns:w16cex="http://schemas.microsoft.com/office/word/2018/wordml/cex" xmlns:w16cid="http://schemas.microsoft.com/office/word/2016/wordml/cid" xmlns:w16="http://schemas.microsoft.com/office/word/2018/wordml" xmlns:w16du="http://schemas.microsoft.com/office/word/2023/wordml/word16du" xmlns:w16sdtdh="http://schemas.microsoft.com/office/word/2020/wordml/sdtdatahash" xmlns:w16se="http://schemas.microsoft.com/office/word/2015/wordml/symex" xmlns:wpg="http://schemas.microsoft.com/office/word/2010/wordprocessingGroup" xmlns:wpi="http://schemas.microsoft.com/office/word/2010/wordprocessingInk" xmlns:wne="http://schemas.microsoft.com/office/word/2006/wordml" xmlns:wps="http://schemas.microsoft.com/office/word/2010/wordprocessingShape" mc:Ignorable="w14 w15 w16se w16cid w16 w16cex w16sdtdh w16du wp14">
+<w:document xmlns:wpc="http://schemas.microsoft.com/office/word/2010/wordprocessingCanvas" xmlns:cx="http://schemas.microsoft.com/office/drawing/2014/chartex" xmlns:cx1="http://schemas.microsoft.com/office/drawing/2015/9/8/chartex" xmlns:cx2="http://schemas.microsoft.com/office/drawing/2015/10/21/chartex" xmlns:cx3="http://schemas.microsoft.com/office/drawing/2016/5/9/chartex" xmlns:cx4="http://schemas.microsoft.com/office/drawing/2016/5/10/chartex" xmlns:cx5="http://schemas.microsoft.com/office/drawing/2016/5/11/chartex" xmlns:cx6="http://schemas.microsoft.com/office/drawing/2016/5/12/chartex" xmlns:cx7="http://schemas.microsoft.com/office/drawing/2016/5/13/chartex" xmlns:cx8="http://schemas.microsoft.com/office/drawing/2016/5/14/chartex" xmlns:mc="http://schemas.openxmlformats.org/markup-compatibility/2006" xmlns:aink="http://schemas.microsoft.com/office/drawing/2016/ink" xmlns:am3d="http://schemas.microsoft.com/office/drawing/2017/model3d" xmlns:o="urn:schemas-microsoft-com:office:office" xmlns:oel="http://schemas.microsoft.com/office/2019/extlst" xmlns:r="http://schemas.openxmlformats.org/officeDocument/2006/relationships" xmlns:m="http://schemas.openxmlformats.org/officeDocument/2006/math" xmlns:v="urn:schemas-microsoft-com:vml" xmlns:wp14="http://schemas.microsoft.com/office/word/2010/wordprocessingDrawing" xmlns:wp="http://schemas.openxmlformats.org/drawingml/2006/wordprocessingDrawing" xmlns:w10="urn:schemas-microsoft-com:office:word" xmlns:w="http://schemas.openxmlformats.org/wordprocessingml/2006/main" xmlns:w14="http://schemas.microsoft.com/office/word/2010/wordml" xmlns:w15="http://schemas.microsoft.com/office/word/2012/wordml" xmlns:w16cex="http://schemas.microsoft.com/office/word/2018/wordml/cex" xmlns:w16cid="http://schemas.microsoft.com/office/word/2016/wordml/cid" xmlns:w16="http://schemas.microsoft.com/office/word/2018/wordml" xmlns:w16du="http://schemas.microsoft.com/office/word/2023/wordml/word16du" xmlns:w16sdtdh="http://schemas.microsoft.com/office/word/2020/wordml/sdtdatahash" xmlns:w16sdtfl="http://schemas.microsoft.com/office/word/2024/wordml/sdtformatlock" xmlns:w16se="http://schemas.microsoft.com/office/word/2015/wordml/symex" xmlns:wpg="http://schemas.microsoft.com/office/word/2010/wordprocessingGroup" xmlns:wpi="http://schemas.microsoft.com/office/word/2010/wordprocessingInk" xmlns:wne="http://schemas.microsoft.com/office/word/2006/wordml" xmlns:wps="http://schemas.microsoft.com/office/word/2010/wordprocessingShape" mc:Ignorable="w14 w15 w16se w16cid w16 w16cex w16sdtdh w16sdtfl w16du wp14">
   <w:body>
     <w:p>
       <w:pPr>
@@ -130,15 +130,6 @@
           <w:noProof/>
           <w:sz w:val="20"/>
         </w:rPr>
-        <w:t>-2025</w:t>
-      </w:r>
-      <w:r>
-        <w:rPr>
-          <w:rFonts w:ascii="Arial" w:hAnsi="Arial" w:cs="Arial"/>
-          <w:b/>
-          <w:noProof/>
-          <w:sz w:val="20"/>
-        </w:rPr>
         <w:t>,</w:t>
       </w:r>
       <w:r>
@@ -1570,25 +1561,7 @@
           <w:i/>
           <w:sz w:val="20"/>
         </w:rPr>
-        <w:t xml:space="preserve">h. Otorgar autorización de funcionamiento para el desarrollo de actividades comerciales en espacios públicos </w:t>
-      </w:r>
-      <w:proofErr w:type="gramStart"/>
-      <w:r>
-        <w:rPr>
-          <w:rFonts w:ascii="Arial" w:hAnsi="Arial" w:cs="Arial"/>
-          <w:i/>
-          <w:sz w:val="20"/>
-        </w:rPr>
-        <w:t>de acuerdo al</w:t>
-      </w:r>
-      <w:proofErr w:type="gramEnd"/>
-      <w:r>
-        <w:rPr>
-          <w:rFonts w:ascii="Arial" w:hAnsi="Arial" w:cs="Arial"/>
-          <w:i/>
-          <w:sz w:val="20"/>
-        </w:rPr>
-        <w:t xml:space="preserve"> Plan Regulador del Comercio Informal”</w:t>
+        <w:t>h. Otorgar autorización de funcionamiento para el desarrollo de actividades comerciales en espacios públicos de acuerdo al Plan Regulador del Comercio Informal”</w:t>
       </w:r>
       <w:r>
         <w:rPr>
@@ -1870,15 +1843,6 @@
           <w:noProof/>
           <w:sz w:val="20"/>
         </w:rPr>
-        <w:t>-2025</w:t>
-      </w:r>
-      <w:r>
-        <w:rPr>
-          <w:rFonts w:ascii="Arial" w:hAnsi="Arial" w:cs="Arial"/>
-          <w:b/>
-          <w:noProof/>
-          <w:sz w:val="20"/>
-        </w:rPr>
         <w:t>,</w:t>
       </w:r>
       <w:r>
@@ -2194,6 +2158,7 @@
         <w:tabs>
           <w:tab w:val="left" w:pos="1620"/>
         </w:tabs>
+        <w:ind w:left="1620" w:hanging="1620"/>
         <w:jc w:val="both"/>
         <w:rPr>
           <w:rFonts w:ascii="Arial" w:hAnsi="Arial" w:cs="Arial"/>
@@ -2556,16 +2521,7 @@
           <w:noProof/>
           <w:sz w:val="20"/>
         </w:rPr>
-        <w:t xml:space="preserve"> -</w:t>
-      </w:r>
-      <w:r>
-        <w:rPr>
-          <w:rFonts w:ascii="Arial" w:hAnsi="Arial" w:cs="Arial"/>
-          <w:b/>
-          <w:noProof/>
-          <w:sz w:val="20"/>
-        </w:rPr>
-        <w:t xml:space="preserve"> </w:t>
+        <w:t xml:space="preserve"> - </w:t>
       </w:r>
       <w:r>
         <w:rPr>
@@ -2742,7 +2698,7 @@
           <w:noProof/>
           <w:sz w:val="20"/>
         </w:rPr>
-        <w:t>5</w:t>
+        <w:t>6</w:t>
       </w:r>
       <w:r>
         <w:rPr>
@@ -3377,7 +3333,7 @@
 </file>
 
 <file path=word/endnotes.xml><?xml version="1.0" encoding="utf-8"?>
-<w:endnotes xmlns:wpc="http://schemas.microsoft.com/office/word/2010/wordprocessingCanvas" xmlns:cx="http://schemas.microsoft.com/office/drawing/2014/chartex" xmlns:cx1="http://schemas.microsoft.com/office/drawing/2015/9/8/chartex" xmlns:cx2="http://schemas.microsoft.com/office/drawing/2015/10/21/chartex" xmlns:cx3="http://schemas.microsoft.com/office/drawing/2016/5/9/chartex" xmlns:cx4="http://schemas.microsoft.com/office/drawing/2016/5/10/chartex" xmlns:cx5="http://schemas.microsoft.com/office/drawing/2016/5/11/chartex" xmlns:cx6="http://schemas.microsoft.com/office/drawing/2016/5/12/chartex" xmlns:cx7="http://schemas.microsoft.com/office/drawing/2016/5/13/chartex" xmlns:cx8="http://schemas.microsoft.com/office/drawing/2016/5/14/chartex" xmlns:mc="http://schemas.openxmlformats.org/markup-compatibility/2006" xmlns:aink="http://schemas.microsoft.com/office/drawing/2016/ink" xmlns:am3d="http://schemas.microsoft.com/office/drawing/2017/model3d" xmlns:o="urn:schemas-microsoft-com:office:office" xmlns:oel="http://schemas.microsoft.com/office/2019/extlst" xmlns:r="http://schemas.openxmlformats.org/officeDocument/2006/relationships" xmlns:m="http://schemas.openxmlformats.org/officeDocument/2006/math" xmlns:v="urn:schemas-microsoft-com:vml" xmlns:wp14="http://schemas.microsoft.com/office/word/2010/wordprocessingDrawing" xmlns:wp="http://schemas.openxmlformats.org/drawingml/2006/wordprocessingDrawing" xmlns:w10="urn:schemas-microsoft-com:office:word" xmlns:w="http://schemas.openxmlformats.org/wordprocessingml/2006/main" xmlns:w14="http://schemas.microsoft.com/office/word/2010/wordml" xmlns:w15="http://schemas.microsoft.com/office/word/2012/wordml" xmlns:w16cex="http://schemas.microsoft.com/office/word/2018/wordml/cex" xmlns:w16cid="http://schemas.microsoft.com/office/word/2016/wordml/cid" xmlns:w16="http://schemas.microsoft.com/office/word/2018/wordml" xmlns:w16du="http://schemas.microsoft.com/office/word/2023/wordml/word16du" xmlns:w16sdtdh="http://schemas.microsoft.com/office/word/2020/wordml/sdtdatahash" xmlns:w16se="http://schemas.microsoft.com/office/word/2015/wordml/symex" xmlns:wpg="http://schemas.microsoft.com/office/word/2010/wordprocessingGroup" xmlns:wpi="http://schemas.microsoft.com/office/word/2010/wordprocessingInk" xmlns:wne="http://schemas.microsoft.com/office/word/2006/wordml" xmlns:wps="http://schemas.microsoft.com/office/word/2010/wordprocessingShape" mc:Ignorable="w14 w15 w16se w16cid w16 w16cex w16sdtdh w16du wp14">
+<w:endnotes xmlns:wpc="http://schemas.microsoft.com/office/word/2010/wordprocessingCanvas" xmlns:cx="http://schemas.microsoft.com/office/drawing/2014/chartex" xmlns:cx1="http://schemas.microsoft.com/office/drawing/2015/9/8/chartex" xmlns:cx2="http://schemas.microsoft.com/office/drawing/2015/10/21/chartex" xmlns:cx3="http://schemas.microsoft.com/office/drawing/2016/5/9/chartex" xmlns:cx4="http://schemas.microsoft.com/office/drawing/2016/5/10/chartex" xmlns:cx5="http://schemas.microsoft.com/office/drawing/2016/5/11/chartex" xmlns:cx6="http://schemas.microsoft.com/office/drawing/2016/5/12/chartex" xmlns:cx7="http://schemas.microsoft.com/office/drawing/2016/5/13/chartex" xmlns:cx8="http://schemas.microsoft.com/office/drawing/2016/5/14/chartex" xmlns:mc="http://schemas.openxmlformats.org/markup-compatibility/2006" xmlns:aink="http://schemas.microsoft.com/office/drawing/2016/ink" xmlns:am3d="http://schemas.microsoft.com/office/drawing/2017/model3d" xmlns:o="urn:schemas-microsoft-com:office:office" xmlns:oel="http://schemas.microsoft.com/office/2019/extlst" xmlns:r="http://schemas.openxmlformats.org/officeDocument/2006/relationships" xmlns:m="http://schemas.openxmlformats.org/officeDocument/2006/math" xmlns:v="urn:schemas-microsoft-com:vml" xmlns:wp14="http://schemas.microsoft.com/office/word/2010/wordprocessingDrawing" xmlns:wp="http://schemas.openxmlformats.org/drawingml/2006/wordprocessingDrawing" xmlns:w10="urn:schemas-microsoft-com:office:word" xmlns:w="http://schemas.openxmlformats.org/wordprocessingml/2006/main" xmlns:w14="http://schemas.microsoft.com/office/word/2010/wordml" xmlns:w15="http://schemas.microsoft.com/office/word/2012/wordml" xmlns:w16cex="http://schemas.microsoft.com/office/word/2018/wordml/cex" xmlns:w16cid="http://schemas.microsoft.com/office/word/2016/wordml/cid" xmlns:w16="http://schemas.microsoft.com/office/word/2018/wordml" xmlns:w16du="http://schemas.microsoft.com/office/word/2023/wordml/word16du" xmlns:w16sdtdh="http://schemas.microsoft.com/office/word/2020/wordml/sdtdatahash" xmlns:w16sdtfl="http://schemas.microsoft.com/office/word/2024/wordml/sdtformatlock" xmlns:w16se="http://schemas.microsoft.com/office/word/2015/wordml/symex" xmlns:wpg="http://schemas.microsoft.com/office/word/2010/wordprocessingGroup" xmlns:wpi="http://schemas.microsoft.com/office/word/2010/wordprocessingInk" xmlns:wne="http://schemas.microsoft.com/office/word/2006/wordml" xmlns:wps="http://schemas.microsoft.com/office/word/2010/wordprocessingShape" mc:Ignorable="w14 w15 w16se w16cid w16 w16cex w16sdtdh w16sdtfl w16du wp14">
   <w:endnote w:type="separator" w:id="-1">
     <w:p>
       <w:pPr>
@@ -3402,7 +3358,7 @@
 </file>
 
 <file path=word/footnotes.xml><?xml version="1.0" encoding="utf-8"?>
-<w:footnotes xmlns:wpc="http://schemas.microsoft.com/office/word/2010/wordprocessingCanvas" xmlns:cx="http://schemas.microsoft.com/office/drawing/2014/chartex" xmlns:cx1="http://schemas.microsoft.com/office/drawing/2015/9/8/chartex" xmlns:cx2="http://schemas.microsoft.com/office/drawing/2015/10/21/chartex" xmlns:cx3="http://schemas.microsoft.com/office/drawing/2016/5/9/chartex" xmlns:cx4="http://schemas.microsoft.com/office/drawing/2016/5/10/chartex" xmlns:cx5="http://schemas.microsoft.com/office/drawing/2016/5/11/chartex" xmlns:cx6="http://schemas.microsoft.com/office/drawing/2016/5/12/chartex" xmlns:cx7="http://schemas.microsoft.com/office/drawing/2016/5/13/chartex" xmlns:cx8="http://schemas.microsoft.com/office/drawing/2016/5/14/chartex" xmlns:mc="http://schemas.openxmlformats.org/markup-compatibility/2006" xmlns:aink="http://schemas.microsoft.com/office/drawing/2016/ink" xmlns:am3d="http://schemas.microsoft.com/office/drawing/2017/model3d" xmlns:o="urn:schemas-microsoft-com:office:office" xmlns:oel="http://schemas.microsoft.com/office/2019/extlst" xmlns:r="http://schemas.openxmlformats.org/officeDocument/2006/relationships" xmlns:m="http://schemas.openxmlformats.org/officeDocument/2006/math" xmlns:v="urn:schemas-microsoft-com:vml" xmlns:wp14="http://schemas.microsoft.com/office/word/2010/wordprocessingDrawing" xmlns:wp="http://schemas.openxmlformats.org/drawingml/2006/wordprocessingDrawing" xmlns:w10="urn:schemas-microsoft-com:office:word" xmlns:w="http://schemas.openxmlformats.org/wordprocessingml/2006/main" xmlns:w14="http://schemas.microsoft.com/office/word/2010/wordml" xmlns:w15="http://schemas.microsoft.com/office/word/2012/wordml" xmlns:w16cex="http://schemas.microsoft.com/office/word/2018/wordml/cex" xmlns:w16cid="http://schemas.microsoft.com/office/word/2016/wordml/cid" xmlns:w16="http://schemas.microsoft.com/office/word/2018/wordml" xmlns:w16du="http://schemas.microsoft.com/office/word/2023/wordml/word16du" xmlns:w16sdtdh="http://schemas.microsoft.com/office/word/2020/wordml/sdtdatahash" xmlns:w16se="http://schemas.microsoft.com/office/word/2015/wordml/symex" xmlns:wpg="http://schemas.microsoft.com/office/word/2010/wordprocessingGroup" xmlns:wpi="http://schemas.microsoft.com/office/word/2010/wordprocessingInk" xmlns:wne="http://schemas.microsoft.com/office/word/2006/wordml" xmlns:wps="http://schemas.microsoft.com/office/word/2010/wordprocessingShape" mc:Ignorable="w14 w15 w16se w16cid w16 w16cex w16sdtdh w16du wp14">
+<w:footnotes xmlns:wpc="http://schemas.microsoft.com/office/word/2010/wordprocessingCanvas" xmlns:cx="http://schemas.microsoft.com/office/drawing/2014/chartex" xmlns:cx1="http://schemas.microsoft.com/office/drawing/2015/9/8/chartex" xmlns:cx2="http://schemas.microsoft.com/office/drawing/2015/10/21/chartex" xmlns:cx3="http://schemas.microsoft.com/office/drawing/2016/5/9/chartex" xmlns:cx4="http://schemas.microsoft.com/office/drawing/2016/5/10/chartex" xmlns:cx5="http://schemas.microsoft.com/office/drawing/2016/5/11/chartex" xmlns:cx6="http://schemas.microsoft.com/office/drawing/2016/5/12/chartex" xmlns:cx7="http://schemas.microsoft.com/office/drawing/2016/5/13/chartex" xmlns:cx8="http://schemas.microsoft.com/office/drawing/2016/5/14/chartex" xmlns:mc="http://schemas.openxmlformats.org/markup-compatibility/2006" xmlns:aink="http://schemas.microsoft.com/office/drawing/2016/ink" xmlns:am3d="http://schemas.microsoft.com/office/drawing/2017/model3d" xmlns:o="urn:schemas-microsoft-com:office:office" xmlns:oel="http://schemas.microsoft.com/office/2019/extlst" xmlns:r="http://schemas.openxmlformats.org/officeDocument/2006/relationships" xmlns:m="http://schemas.openxmlformats.org/officeDocument/2006/math" xmlns:v="urn:schemas-microsoft-com:vml" xmlns:wp14="http://schemas.microsoft.com/office/word/2010/wordprocessingDrawing" xmlns:wp="http://schemas.openxmlformats.org/drawingml/2006/wordprocessingDrawing" xmlns:w10="urn:schemas-microsoft-com:office:word" xmlns:w="http://schemas.openxmlformats.org/wordprocessingml/2006/main" xmlns:w14="http://schemas.microsoft.com/office/word/2010/wordml" xmlns:w15="http://schemas.microsoft.com/office/word/2012/wordml" xmlns:w16cex="http://schemas.microsoft.com/office/word/2018/wordml/cex" xmlns:w16cid="http://schemas.microsoft.com/office/word/2016/wordml/cid" xmlns:w16="http://schemas.microsoft.com/office/word/2018/wordml" xmlns:w16du="http://schemas.microsoft.com/office/word/2023/wordml/word16du" xmlns:w16sdtdh="http://schemas.microsoft.com/office/word/2020/wordml/sdtdatahash" xmlns:w16sdtfl="http://schemas.microsoft.com/office/word/2024/wordml/sdtformatlock" xmlns:w16se="http://schemas.microsoft.com/office/word/2015/wordml/symex" xmlns:wpg="http://schemas.microsoft.com/office/word/2010/wordprocessingGroup" xmlns:wpi="http://schemas.microsoft.com/office/word/2010/wordprocessingInk" xmlns:wne="http://schemas.microsoft.com/office/word/2006/wordml" xmlns:wps="http://schemas.microsoft.com/office/word/2010/wordprocessingShape" mc:Ignorable="w14 w15 w16se w16cid w16 w16cex w16sdtdh w16sdtfl w16du wp14">
   <w:footnote w:type="separator" w:id="-1">
     <w:p>
       <w:pPr>
@@ -3427,7 +3383,7 @@
 </file>
 
 <file path=word/header1.xml><?xml version="1.0" encoding="utf-8"?>
-<w:hdr xmlns:wpc="http://schemas.microsoft.com/office/word/2010/wordprocessingCanvas" xmlns:cx="http://schemas.microsoft.com/office/drawing/2014/chartex" xmlns:cx1="http://schemas.microsoft.com/office/drawing/2015/9/8/chartex" xmlns:cx2="http://schemas.microsoft.com/office/drawing/2015/10/21/chartex" xmlns:cx3="http://schemas.microsoft.com/office/drawing/2016/5/9/chartex" xmlns:cx4="http://schemas.microsoft.com/office/drawing/2016/5/10/chartex" xmlns:cx5="http://schemas.microsoft.com/office/drawing/2016/5/11/chartex" xmlns:cx6="http://schemas.microsoft.com/office/drawing/2016/5/12/chartex" xmlns:cx7="http://schemas.microsoft.com/office/drawing/2016/5/13/chartex" xmlns:cx8="http://schemas.microsoft.com/office/drawing/2016/5/14/chartex" xmlns:mc="http://schemas.openxmlformats.org/markup-compatibility/2006" xmlns:aink="http://schemas.microsoft.com/office/drawing/2016/ink" xmlns:am3d="http://schemas.microsoft.com/office/drawing/2017/model3d" xmlns:o="urn:schemas-microsoft-com:office:office" xmlns:oel="http://schemas.microsoft.com/office/2019/extlst" xmlns:r="http://schemas.openxmlformats.org/officeDocument/2006/relationships" xmlns:m="http://schemas.openxmlformats.org/officeDocument/2006/math" xmlns:v="urn:schemas-microsoft-com:vml" xmlns:wp14="http://schemas.microsoft.com/office/word/2010/wordprocessingDrawing" xmlns:wp="http://schemas.openxmlformats.org/drawingml/2006/wordprocessingDrawing" xmlns:w10="urn:schemas-microsoft-com:office:word" xmlns:w="http://schemas.openxmlformats.org/wordprocessingml/2006/main" xmlns:w14="http://schemas.microsoft.com/office/word/2010/wordml" xmlns:w15="http://schemas.microsoft.com/office/word/2012/wordml" xmlns:w16cex="http://schemas.microsoft.com/office/word/2018/wordml/cex" xmlns:w16cid="http://schemas.microsoft.com/office/word/2016/wordml/cid" xmlns:w16="http://schemas.microsoft.com/office/word/2018/wordml" xmlns:w16du="http://schemas.microsoft.com/office/word/2023/wordml/word16du" xmlns:w16sdtdh="http://schemas.microsoft.com/office/word/2020/wordml/sdtdatahash" xmlns:w16se="http://schemas.microsoft.com/office/word/2015/wordml/symex" xmlns:wpg="http://schemas.microsoft.com/office/word/2010/wordprocessingGroup" xmlns:wpi="http://schemas.microsoft.com/office/word/2010/wordprocessingInk" xmlns:wne="http://schemas.microsoft.com/office/word/2006/wordml" xmlns:wps="http://schemas.microsoft.com/office/word/2010/wordprocessingShape" mc:Ignorable="w14 w15 w16se w16cid w16 w16cex w16sdtdh w16du wp14">
+<w:hdr xmlns:wpc="http://schemas.microsoft.com/office/word/2010/wordprocessingCanvas" xmlns:cx="http://schemas.microsoft.com/office/drawing/2014/chartex" xmlns:cx1="http://schemas.microsoft.com/office/drawing/2015/9/8/chartex" xmlns:cx2="http://schemas.microsoft.com/office/drawing/2015/10/21/chartex" xmlns:cx3="http://schemas.microsoft.com/office/drawing/2016/5/9/chartex" xmlns:cx4="http://schemas.microsoft.com/office/drawing/2016/5/10/chartex" xmlns:cx5="http://schemas.microsoft.com/office/drawing/2016/5/11/chartex" xmlns:cx6="http://schemas.microsoft.com/office/drawing/2016/5/12/chartex" xmlns:cx7="http://schemas.microsoft.com/office/drawing/2016/5/13/chartex" xmlns:cx8="http://schemas.microsoft.com/office/drawing/2016/5/14/chartex" xmlns:mc="http://schemas.openxmlformats.org/markup-compatibility/2006" xmlns:aink="http://schemas.microsoft.com/office/drawing/2016/ink" xmlns:am3d="http://schemas.microsoft.com/office/drawing/2017/model3d" xmlns:o="urn:schemas-microsoft-com:office:office" xmlns:oel="http://schemas.microsoft.com/office/2019/extlst" xmlns:r="http://schemas.openxmlformats.org/officeDocument/2006/relationships" xmlns:m="http://schemas.openxmlformats.org/officeDocument/2006/math" xmlns:v="urn:schemas-microsoft-com:vml" xmlns:wp14="http://schemas.microsoft.com/office/word/2010/wordprocessingDrawing" xmlns:wp="http://schemas.openxmlformats.org/drawingml/2006/wordprocessingDrawing" xmlns:w10="urn:schemas-microsoft-com:office:word" xmlns:w="http://schemas.openxmlformats.org/wordprocessingml/2006/main" xmlns:w14="http://schemas.microsoft.com/office/word/2010/wordml" xmlns:w15="http://schemas.microsoft.com/office/word/2012/wordml" xmlns:w16cex="http://schemas.microsoft.com/office/word/2018/wordml/cex" xmlns:w16cid="http://schemas.microsoft.com/office/word/2016/wordml/cid" xmlns:w16="http://schemas.microsoft.com/office/word/2018/wordml" xmlns:w16du="http://schemas.microsoft.com/office/word/2023/wordml/word16du" xmlns:w16sdtdh="http://schemas.microsoft.com/office/word/2020/wordml/sdtdatahash" xmlns:w16sdtfl="http://schemas.microsoft.com/office/word/2024/wordml/sdtformatlock" xmlns:w16se="http://schemas.microsoft.com/office/word/2015/wordml/symex" xmlns:wpg="http://schemas.microsoft.com/office/word/2010/wordprocessingGroup" xmlns:wpi="http://schemas.microsoft.com/office/word/2010/wordprocessingInk" xmlns:wne="http://schemas.microsoft.com/office/word/2006/wordml" xmlns:wps="http://schemas.microsoft.com/office/word/2010/wordprocessingShape" mc:Ignorable="w14 w15 w16se w16cid w16 w16cex w16sdtdh w16sdtfl w16du wp14">
   <w:p>
     <w:pPr>
       <w:pStyle w:val="Encabezado"/>
@@ -3468,7 +3424,7 @@
 </file>
 
 <file path=word/header2.xml><?xml version="1.0" encoding="utf-8"?>
-<w:hdr xmlns:wpc="http://schemas.microsoft.com/office/word/2010/wordprocessingCanvas" xmlns:cx="http://schemas.microsoft.com/office/drawing/2014/chartex" xmlns:cx1="http://schemas.microsoft.com/office/drawing/2015/9/8/chartex" xmlns:cx2="http://schemas.microsoft.com/office/drawing/2015/10/21/chartex" xmlns:cx3="http://schemas.microsoft.com/office/drawing/2016/5/9/chartex" xmlns:cx4="http://schemas.microsoft.com/office/drawing/2016/5/10/chartex" xmlns:cx5="http://schemas.microsoft.com/office/drawing/2016/5/11/chartex" xmlns:cx6="http://schemas.microsoft.com/office/drawing/2016/5/12/chartex" xmlns:cx7="http://schemas.microsoft.com/office/drawing/2016/5/13/chartex" xmlns:cx8="http://schemas.microsoft.com/office/drawing/2016/5/14/chartex" xmlns:mc="http://schemas.openxmlformats.org/markup-compatibility/2006" xmlns:aink="http://schemas.microsoft.com/office/drawing/2016/ink" xmlns:am3d="http://schemas.microsoft.com/office/drawing/2017/model3d" xmlns:o="urn:schemas-microsoft-com:office:office" xmlns:oel="http://schemas.microsoft.com/office/2019/extlst" xmlns:r="http://schemas.openxmlformats.org/officeDocument/2006/relationships" xmlns:m="http://schemas.openxmlformats.org/officeDocument/2006/math" xmlns:v="urn:schemas-microsoft-com:vml" xmlns:wp14="http://schemas.microsoft.com/office/word/2010/wordprocessingDrawing" xmlns:wp="http://schemas.openxmlformats.org/drawingml/2006/wordprocessingDrawing" xmlns:w10="urn:schemas-microsoft-com:office:word" xmlns:w="http://schemas.openxmlformats.org/wordprocessingml/2006/main" xmlns:w14="http://schemas.microsoft.com/office/word/2010/wordml" xmlns:w15="http://schemas.microsoft.com/office/word/2012/wordml" xmlns:w16cex="http://schemas.microsoft.com/office/word/2018/wordml/cex" xmlns:w16cid="http://schemas.microsoft.com/office/word/2016/wordml/cid" xmlns:w16="http://schemas.microsoft.com/office/word/2018/wordml" xmlns:w16du="http://schemas.microsoft.com/office/word/2023/wordml/word16du" xmlns:w16sdtdh="http://schemas.microsoft.com/office/word/2020/wordml/sdtdatahash" xmlns:w16se="http://schemas.microsoft.com/office/word/2015/wordml/symex" xmlns:wpg="http://schemas.microsoft.com/office/word/2010/wordprocessingGroup" xmlns:wpi="http://schemas.microsoft.com/office/word/2010/wordprocessingInk" xmlns:wne="http://schemas.microsoft.com/office/word/2006/wordml" xmlns:wps="http://schemas.microsoft.com/office/word/2010/wordprocessingShape" mc:Ignorable="w14 w15 w16se w16cid w16 w16cex w16sdtdh w16du wp14">
+<w:hdr xmlns:wpc="http://schemas.microsoft.com/office/word/2010/wordprocessingCanvas" xmlns:cx="http://schemas.microsoft.com/office/drawing/2014/chartex" xmlns:cx1="http://schemas.microsoft.com/office/drawing/2015/9/8/chartex" xmlns:cx2="http://schemas.microsoft.com/office/drawing/2015/10/21/chartex" xmlns:cx3="http://schemas.microsoft.com/office/drawing/2016/5/9/chartex" xmlns:cx4="http://schemas.microsoft.com/office/drawing/2016/5/10/chartex" xmlns:cx5="http://schemas.microsoft.com/office/drawing/2016/5/11/chartex" xmlns:cx6="http://schemas.microsoft.com/office/drawing/2016/5/12/chartex" xmlns:cx7="http://schemas.microsoft.com/office/drawing/2016/5/13/chartex" xmlns:cx8="http://schemas.microsoft.com/office/drawing/2016/5/14/chartex" xmlns:mc="http://schemas.openxmlformats.org/markup-compatibility/2006" xmlns:aink="http://schemas.microsoft.com/office/drawing/2016/ink" xmlns:am3d="http://schemas.microsoft.com/office/drawing/2017/model3d" xmlns:o="urn:schemas-microsoft-com:office:office" xmlns:oel="http://schemas.microsoft.com/office/2019/extlst" xmlns:r="http://schemas.openxmlformats.org/officeDocument/2006/relationships" xmlns:m="http://schemas.openxmlformats.org/officeDocument/2006/math" xmlns:v="urn:schemas-microsoft-com:vml" xmlns:wp14="http://schemas.microsoft.com/office/word/2010/wordprocessingDrawing" xmlns:wp="http://schemas.openxmlformats.org/drawingml/2006/wordprocessingDrawing" xmlns:w10="urn:schemas-microsoft-com:office:word" xmlns:w="http://schemas.openxmlformats.org/wordprocessingml/2006/main" xmlns:w14="http://schemas.microsoft.com/office/word/2010/wordml" xmlns:w15="http://schemas.microsoft.com/office/word/2012/wordml" xmlns:w16cex="http://schemas.microsoft.com/office/word/2018/wordml/cex" xmlns:w16cid="http://schemas.microsoft.com/office/word/2016/wordml/cid" xmlns:w16="http://schemas.microsoft.com/office/word/2018/wordml" xmlns:w16du="http://schemas.microsoft.com/office/word/2023/wordml/word16du" xmlns:w16sdtdh="http://schemas.microsoft.com/office/word/2020/wordml/sdtdatahash" xmlns:w16sdtfl="http://schemas.microsoft.com/office/word/2024/wordml/sdtformatlock" xmlns:w16se="http://schemas.microsoft.com/office/word/2015/wordml/symex" xmlns:wpg="http://schemas.microsoft.com/office/word/2010/wordprocessingGroup" xmlns:wpi="http://schemas.microsoft.com/office/word/2010/wordprocessingInk" xmlns:wne="http://schemas.microsoft.com/office/word/2006/wordml" xmlns:wps="http://schemas.microsoft.com/office/word/2010/wordprocessingShape" mc:Ignorable="w14 w15 w16se w16cid w16 w16cex w16sdtdh w16sdtfl w16du wp14">
   <w:p>
     <w:pPr>
       <w:pStyle w:val="Encabezado"/>
@@ -3509,7 +3465,7 @@
 </file>
 
 <file path=word/numbering.xml><?xml version="1.0" encoding="utf-8"?>
-<w:numbering xmlns:wpc="http://schemas.microsoft.com/office/word/2010/wordprocessingCanvas" xmlns:cx="http://schemas.microsoft.com/office/drawing/2014/chartex" xmlns:cx1="http://schemas.microsoft.com/office/drawing/2015/9/8/chartex" xmlns:cx2="http://schemas.microsoft.com/office/drawing/2015/10/21/chartex" xmlns:cx3="http://schemas.microsoft.com/office/drawing/2016/5/9/chartex" xmlns:cx4="http://schemas.microsoft.com/office/drawing/2016/5/10/chartex" xmlns:cx5="http://schemas.microsoft.com/office/drawing/2016/5/11/chartex" xmlns:cx6="http://schemas.microsoft.com/office/drawing/2016/5/12/chartex" xmlns:cx7="http://schemas.microsoft.com/office/drawing/2016/5/13/chartex" xmlns:cx8="http://schemas.microsoft.com/office/drawing/2016/5/14/chartex" xmlns:mc="http://schemas.openxmlformats.org/markup-compatibility/2006" xmlns:aink="http://schemas.microsoft.com/office/drawing/2016/ink" xmlns:am3d="http://schemas.microsoft.com/office/drawing/2017/model3d" xmlns:o="urn:schemas-microsoft-com:office:office" xmlns:oel="http://schemas.microsoft.com/office/2019/extlst" xmlns:r="http://schemas.openxmlformats.org/officeDocument/2006/relationships" xmlns:m="http://schemas.openxmlformats.org/officeDocument/2006/math" xmlns:v="urn:schemas-microsoft-com:vml" xmlns:wp14="http://schemas.microsoft.com/office/word/2010/wordprocessingDrawing" xmlns:wp="http://schemas.openxmlformats.org/drawingml/2006/wordprocessingDrawing" xmlns:w10="urn:schemas-microsoft-com:office:word" xmlns:w="http://schemas.openxmlformats.org/wordprocessingml/2006/main" xmlns:w14="http://schemas.microsoft.com/office/word/2010/wordml" xmlns:w15="http://schemas.microsoft.com/office/word/2012/wordml" xmlns:w16cex="http://schemas.microsoft.com/office/word/2018/wordml/cex" xmlns:w16cid="http://schemas.microsoft.com/office/word/2016/wordml/cid" xmlns:w16="http://schemas.microsoft.com/office/word/2018/wordml" xmlns:w16du="http://schemas.microsoft.com/office/word/2023/wordml/word16du" xmlns:w16sdtdh="http://schemas.microsoft.com/office/word/2020/wordml/sdtdatahash" xmlns:w16se="http://schemas.microsoft.com/office/word/2015/wordml/symex" xmlns:wpg="http://schemas.microsoft.com/office/word/2010/wordprocessingGroup" xmlns:wpi="http://schemas.microsoft.com/office/word/2010/wordprocessingInk" xmlns:wne="http://schemas.microsoft.com/office/word/2006/wordml" xmlns:wps="http://schemas.microsoft.com/office/word/2010/wordprocessingShape" mc:Ignorable="w14 w15 w16se w16cid w16 w16cex w16sdtdh w16du wp14">
+<w:numbering xmlns:wpc="http://schemas.microsoft.com/office/word/2010/wordprocessingCanvas" xmlns:cx="http://schemas.microsoft.com/office/drawing/2014/chartex" xmlns:cx1="http://schemas.microsoft.com/office/drawing/2015/9/8/chartex" xmlns:cx2="http://schemas.microsoft.com/office/drawing/2015/10/21/chartex" xmlns:cx3="http://schemas.microsoft.com/office/drawing/2016/5/9/chartex" xmlns:cx4="http://schemas.microsoft.com/office/drawing/2016/5/10/chartex" xmlns:cx5="http://schemas.microsoft.com/office/drawing/2016/5/11/chartex" xmlns:cx6="http://schemas.microsoft.com/office/drawing/2016/5/12/chartex" xmlns:cx7="http://schemas.microsoft.com/office/drawing/2016/5/13/chartex" xmlns:cx8="http://schemas.microsoft.com/office/drawing/2016/5/14/chartex" xmlns:mc="http://schemas.openxmlformats.org/markup-compatibility/2006" xmlns:aink="http://schemas.microsoft.com/office/drawing/2016/ink" xmlns:am3d="http://schemas.microsoft.com/office/drawing/2017/model3d" xmlns:o="urn:schemas-microsoft-com:office:office" xmlns:oel="http://schemas.microsoft.com/office/2019/extlst" xmlns:r="http://schemas.openxmlformats.org/officeDocument/2006/relationships" xmlns:m="http://schemas.openxmlformats.org/officeDocument/2006/math" xmlns:v="urn:schemas-microsoft-com:vml" xmlns:wp14="http://schemas.microsoft.com/office/word/2010/wordprocessingDrawing" xmlns:wp="http://schemas.openxmlformats.org/drawingml/2006/wordprocessingDrawing" xmlns:w10="urn:schemas-microsoft-com:office:word" xmlns:w="http://schemas.openxmlformats.org/wordprocessingml/2006/main" xmlns:w14="http://schemas.microsoft.com/office/word/2010/wordml" xmlns:w15="http://schemas.microsoft.com/office/word/2012/wordml" xmlns:w16cex="http://schemas.microsoft.com/office/word/2018/wordml/cex" xmlns:w16cid="http://schemas.microsoft.com/office/word/2016/wordml/cid" xmlns:w16="http://schemas.microsoft.com/office/word/2018/wordml" xmlns:w16du="http://schemas.microsoft.com/office/word/2023/wordml/word16du" xmlns:w16sdtdh="http://schemas.microsoft.com/office/word/2020/wordml/sdtdatahash" xmlns:w16sdtfl="http://schemas.microsoft.com/office/word/2024/wordml/sdtformatlock" xmlns:w16se="http://schemas.microsoft.com/office/word/2015/wordml/symex" xmlns:wpg="http://schemas.microsoft.com/office/word/2010/wordprocessingGroup" xmlns:wpi="http://schemas.microsoft.com/office/word/2010/wordprocessingInk" xmlns:wne="http://schemas.microsoft.com/office/word/2006/wordml" xmlns:wps="http://schemas.microsoft.com/office/word/2010/wordprocessingShape" mc:Ignorable="w14 w15 w16se w16cid w16 w16cex w16sdtdh w16sdtfl w16du wp14">
   <w:abstractNum w:abstractNumId="0" w15:restartNumberingAfterBreak="0">
     <w:nsid w:val="1DBF5417"/>
     <w:multiLevelType w:val="hybridMultilevel"/>
@@ -5944,7 +5900,7 @@
 </file>
 
 <file path=word/styles.xml><?xml version="1.0" encoding="utf-8"?>
-<w:styles xmlns:mc="http://schemas.openxmlformats.org/markup-compatibility/2006" xmlns:r="http://schemas.openxmlformats.org/officeDocument/2006/relationships" xmlns:w="http://schemas.openxmlformats.org/wordprocessingml/2006/main" xmlns:w14="http://schemas.microsoft.com/office/word/2010/wordml" xmlns:w15="http://schemas.microsoft.com/office/word/2012/wordml" xmlns:w16cex="http://schemas.microsoft.com/office/word/2018/wordml/cex" xmlns:w16cid="http://schemas.microsoft.com/office/word/2016/wordml/cid" xmlns:w16="http://schemas.microsoft.com/office/word/2018/wordml" xmlns:w16du="http://schemas.microsoft.com/office/word/2023/wordml/word16du" xmlns:w16sdtdh="http://schemas.microsoft.com/office/word/2020/wordml/sdtdatahash" xmlns:w16se="http://schemas.microsoft.com/office/word/2015/wordml/symex" mc:Ignorable="w14 w15 w16se w16cid w16 w16cex w16sdtdh w16du">
+<w:styles xmlns:mc="http://schemas.openxmlformats.org/markup-compatibility/2006" xmlns:r="http://schemas.openxmlformats.org/officeDocument/2006/relationships" xmlns:w="http://schemas.openxmlformats.org/wordprocessingml/2006/main" xmlns:w14="http://schemas.microsoft.com/office/word/2010/wordml" xmlns:w15="http://schemas.microsoft.com/office/word/2012/wordml" xmlns:w16cex="http://schemas.microsoft.com/office/word/2018/wordml/cex" xmlns:w16cid="http://schemas.microsoft.com/office/word/2016/wordml/cid" xmlns:w16="http://schemas.microsoft.com/office/word/2018/wordml" xmlns:w16du="http://schemas.microsoft.com/office/word/2023/wordml/word16du" xmlns:w16sdtdh="http://schemas.microsoft.com/office/word/2020/wordml/sdtdatahash" xmlns:w16sdtfl="http://schemas.microsoft.com/office/word/2024/wordml/sdtformatlock" xmlns:w16se="http://schemas.microsoft.com/office/word/2015/wordml/symex" mc:Ignorable="w14 w15 w16se w16cid w16 w16cex w16sdtdh w16sdtfl w16du">
   <w:docDefaults>
     <w:rPrDefault>
       <w:rPr>
@@ -6510,7 +6466,7 @@
       <w:u w:val="single"/>
     </w:rPr>
   </w:style>
-  <w:style w:type="character" w:styleId="Textoennegrita">
+  <w:style w:type="character" w:styleId="Fuerte">
     <w:name w:val="Strong"/>
     <w:basedOn w:val="Fuentedeprrafopredeter"/>
     <w:uiPriority w:val="22"/>
